--- a/AMBA_Vollbetrieb_ohne_Strom_Vorlage.docx
+++ b/AMBA_Vollbetrieb_ohne_Strom_Vorlage.docx
@@ -2049,7 +2049,6 @@
             <w14:uncheckedState w14:val="2610" w14:font="MS Gothic"/>
           </w14:checkbox>
         </w:sdtPr>
-        <w:sdtEndPr/>
         <w:sdtContent>
           <w:r>
             <w:rPr>
@@ -2095,7 +2094,6 @@
             <w14:uncheckedState w14:val="2610" w14:font="MS Gothic"/>
           </w14:checkbox>
         </w:sdtPr>
-        <w:sdtEndPr/>
         <w:sdtContent>
           <w:r>
             <w:rPr>
@@ -2141,7 +2139,6 @@
             <w14:uncheckedState w14:val="2610" w14:font="MS Gothic"/>
           </w14:checkbox>
         </w:sdtPr>
-        <w:sdtEndPr/>
         <w:sdtContent>
           <w:r>
             <w:rPr>
@@ -2187,7 +2184,6 @@
             <w14:uncheckedState w14:val="2610" w14:font="MS Gothic"/>
           </w14:checkbox>
         </w:sdtPr>
-        <w:sdtEndPr/>
         <w:sdtContent>
           <w:r>
             <w:rPr>
@@ -2247,7 +2243,6 @@
             <w14:uncheckedState w14:val="2610" w14:font="MS Gothic"/>
           </w14:checkbox>
         </w:sdtPr>
-        <w:sdtEndPr/>
         <w:sdtContent>
           <w:r>
             <w:rPr>
@@ -2300,7 +2295,6 @@
             <w14:uncheckedState w14:val="2610" w14:font="MS Gothic"/>
           </w14:checkbox>
         </w:sdtPr>
-        <w:sdtEndPr/>
         <w:sdtContent>
           <w:r>
             <w:rPr>
@@ -2346,7 +2340,6 @@
             <w14:uncheckedState w14:val="2610" w14:font="MS Gothic"/>
           </w14:checkbox>
         </w:sdtPr>
-        <w:sdtEndPr/>
         <w:sdtContent>
           <w:r>
             <w:rPr>
@@ -2420,7 +2413,6 @@
             <w14:uncheckedState w14:val="2610" w14:font="MS Gothic"/>
           </w14:checkbox>
         </w:sdtPr>
-        <w:sdtEndPr/>
         <w:sdtContent>
           <w:r>
             <w:rPr>
@@ -2466,7 +2458,6 @@
             <w14:uncheckedState w14:val="2610" w14:font="MS Gothic"/>
           </w14:checkbox>
         </w:sdtPr>
-        <w:sdtEndPr/>
         <w:sdtContent>
           <w:r>
             <w:rPr>
@@ -2513,7 +2504,6 @@
             <w14:uncheckedState w14:val="2610" w14:font="MS Gothic"/>
           </w14:checkbox>
         </w:sdtPr>
-        <w:sdtEndPr/>
         <w:sdtContent>
           <w:r>
             <w:rPr>
@@ -2573,7 +2563,6 @@
             <w14:uncheckedState w14:val="2610" w14:font="MS Gothic"/>
           </w14:checkbox>
         </w:sdtPr>
-        <w:sdtEndPr/>
         <w:sdtContent>
           <w:r>
             <w:rPr>
@@ -2647,7 +2636,6 @@
             <w14:uncheckedState w14:val="2610" w14:font="MS Gothic"/>
           </w14:checkbox>
         </w:sdtPr>
-        <w:sdtEndPr/>
         <w:sdtContent>
           <w:r>
             <w:rPr>
@@ -2714,7 +2702,6 @@
             <w14:uncheckedState w14:val="2610" w14:font="MS Gothic"/>
           </w14:checkbox>
         </w:sdtPr>
-        <w:sdtEndPr/>
         <w:sdtContent>
           <w:r>
             <w:rPr>
@@ -3244,7 +3231,7 @@
           <w:rFonts w:cstheme="majorHAnsi"/>
           <w:szCs w:val="20"/>
         </w:rPr>
-        <w:t>Während der Wartungen sind unter Umständen keine Ladevorgänge an den jeweiligen Ladeeinrichtungen möglich. Der Betreiber wird die wartungs</w:t>
+        <w:t xml:space="preserve">Während der Wartungen sind unter Umständen keine Ladevorgänge an den jeweiligen Ladeeinrichtungen möglich. Der Betreiber wird die </w:t>
       </w:r>
       <w:r>
         <w:rPr>
@@ -3252,7 +3239,7 @@
           <w:szCs w:val="20"/>
         </w:rPr>
         <w:lastRenderedPageBreak/>
-        <w:t>bedingten Ausfallzeiten so gering wie möglich halten. Der Kunde hat auf Hinweis des Betreibers im Rahmen seiner Möglichkeiten dafür Sorge zu tragen, dass die Stellplätze an den Ladeeinrichtungen im Zeitraum der Wartung nicht durch Fahrzeuge belegt sind.</w:t>
+        <w:t>wartungsbedingten Ausfallzeiten so gering wie möglich halten. Der Kunde hat auf Hinweis des Betreibers im Rahmen seiner Möglichkeiten dafür Sorge zu tragen, dass die Stellplätze an den Ladeeinrichtungen im Zeitraum der Wartung nicht durch Fahrzeuge belegt sind.</w:t>
       </w:r>
     </w:p>
     <w:p>
@@ -4215,7 +4202,6 @@
             <w14:uncheckedState w14:val="2610" w14:font="MS Gothic"/>
           </w14:checkbox>
         </w:sdtPr>
-        <w:sdtEndPr/>
         <w:sdtContent>
           <w:r>
             <w:rPr>
@@ -4298,7 +4284,6 @@
             <w14:uncheckedState w14:val="2610" w14:font="MS Gothic"/>
           </w14:checkbox>
         </w:sdtPr>
-        <w:sdtEndPr/>
         <w:sdtContent>
           <w:r>
             <w:rPr>
@@ -5119,11 +5104,11 @@
         </w:rPr>
       </w:pPr>
       <w:r>
-        <w:t>Kann eine Vertragspartei ihre Leistungen aufgrund von Umständen nicht oder nur mit unverhältnismäßigem Aufwand erbringen, die außerhalb ihres Einflussbereichs liegen und auch bei Anwendung zumutbarer Sorgfalt nicht vermeidbar sind (insbesondere höhere Gewalt wie Naturkatastrophen, Krieg, Arbeitskampfmaßnahmen oder behördliche Anordnungen), ruhen die betroffenen Leistungspflichten für die Dauer der Beeinträchtigung. Die Parteien werden sich gegenseitig unverzüglich über das Vor</w:t>
+        <w:t xml:space="preserve">Kann eine Vertragspartei ihre Leistungen aufgrund von Umständen nicht oder nur mit unverhältnismäßigem Aufwand erbringen, die außerhalb ihres Einflussbereichs liegen und auch bei Anwendung zumutbarer Sorgfalt nicht vermeidbar sind (insbesondere höhere Gewalt wie Naturkatastrophen, Krieg, Arbeitskampfmaßnahmen oder behördliche Anordnungen), ruhen die betroffenen Leistungspflichten für die Dauer der Beeinträchtigung. Die Parteien werden sich gegenseitig unverzüglich über das </w:t>
       </w:r>
       <w:r>
         <w:lastRenderedPageBreak/>
-        <w:t>liegen und die voraussichtliche Dauer solcher Umstände informieren</w:t>
+        <w:t>Vorliegen und die voraussichtliche Dauer solcher Umstände informieren</w:t>
       </w:r>
       <w:r>
         <w:rPr>
@@ -5313,7 +5298,13 @@
         <w:t>{{LAUFZEIT}}</w:t>
       </w:r>
       <w:r>
-        <w:t xml:space="preserve"> beginnt mit dem Betriebsbeginn. Verzögert sich der Betriebsbeginn aus Gründen, die der Betreiber nicht zu vertreten hat – insbesondere wegen fehlender Betriebsbereitschaft der Ladeeinrichtungen oder unvollständiger Vorleistungen des Kunden – verschiebt sich der Betriebsbeginn entsprechend, ohne dass hieraus Ansprüche gegen den Betreiber entstehen</w:t>
+        <w:t xml:space="preserve"> </w:t>
+      </w:r>
+      <w:r>
+        <w:t xml:space="preserve">Jahren </w:t>
+      </w:r>
+      <w:r>
+        <w:t>beginnt mit dem Betriebsbeginn. Verzögert sich der Betriebsbeginn aus Gründen, die der Betreiber nicht zu vertreten hat – insbesondere wegen fehlender Betriebsbereitschaft der Ladeeinrichtungen oder unvollständiger Vorleistungen des Kunden – verschiebt sich der Betriebsbeginn entsprechend, ohne dass hieraus Ansprüche gegen den Betreiber entstehen</w:t>
       </w:r>
       <w:r>
         <w:rPr>
@@ -5337,11 +5328,6 @@
             <w:docPart w:val="E3D4D5DAB68247188F86406FBA59F7A2"/>
           </w:placeholder>
         </w:sdtPr>
-        <w:sdtEndPr>
-          <w:rPr>
-            <w:rStyle w:val="Formatvorlage7"/>
-          </w:rPr>
-        </w:sdtEndPr>
         <w:sdtContent>
           <w:r>
             <w:rPr>
@@ -5681,14 +5667,14 @@
           <w:rFonts w:cstheme="majorHAnsi"/>
           <w:szCs w:val="20"/>
         </w:rPr>
-        <w:t>, BGB, EnWG, EEG, höchstrichterliche Rechtsprechung, Entscheidungen der Bundesnetzagentur). Das vertragliche Äquivalenzverhältnis kann nach Vertragsschluss durch unvorhersehbare Änderungen der gesetzlichen oder sonstigen Rahmenbedingungen (z. B. durch Gesetzesänderungen, sofern deren konkreter Inhalt nicht bereits – etwa in der Phase zwischen dem Abschluss des förmlichen Gesetzgebungsverfahrens und dem Inkrafttreten – absehbar war), die der Betreiber nicht veranlasst und auf die er auch keinen Einfluss hat, in nicht unbedeutendem Maße gestört werden. Ebenso kann nach Vertragsschluss eine im Vertrag und/oder diesen Bedingungen entstandene Lücke nicht unerhebliche Schwierigkeiten bei der Durchführung des Vertrages entstehen lassen (etwa, wenn die Rechtsprechung eine Klausel für unwirksam erklärt), die nur durch eine Anpassung oder Ergänzung zu beseitigen sind. In solchen Fällen ist der Betreiber verpflichtet, den Vertrag und diese Bedingungen unverzüglich insoweit anzu</w:t>
-      </w:r>
-      <w:r>
-        <w:rPr>
-          <w:rFonts w:cstheme="majorHAnsi"/>
-          <w:szCs w:val="20"/>
-        </w:rPr>
-        <w:t xml:space="preserve">passen und/oder zu ergänzen, als es die Wiederherstellung des Äquivalenzverhältnisses von Leistung und Gegenleistung und/oder der Ausgleich entstandener Vertragslücken zur zumutbaren Fort- und Durchführung des Vertragsverhältnisses erforderlich macht (z. B. mangels gesetzlicher Überleitungsbestimmungen). Anpassungen des Vertrages und dieser Bedingungen nach dieser Ziffer sind nur zum Monatsersten möglich. Die Anpassung wird nur wirksam, wenn der Betreiber dem Kunden die Anpassung spätestens sechs Wochen vor dem geplanten Wirksamwerden in Textform mitteilt. In diesem Fall hat der Kunde das Recht, den Vertrag ohne Einhaltung einer Kündigungsfrist zum Zeitpunkt des Wirksamwerdens der Vertragsanpassung zu kündigen. Hierauf wird der Kunde vom Betreiber in der Mitteilung gesondert hingewiesen. </w:t>
+        <w:t xml:space="preserve">, BGB, EnWG, EEG, höchstrichterliche Rechtsprechung, Entscheidungen der Bundesnetzagentur). Das vertragliche Äquivalenzverhältnis kann nach Vertragsschluss durch unvorhersehbare Änderungen der gesetzlichen oder sonstigen Rahmenbedingungen (z. B. durch Gesetzesänderungen, sofern deren konkreter Inhalt nicht bereits – etwa in der Phase zwischen dem Abschluss des förmlichen Gesetzgebungsverfahrens und dem Inkrafttreten – absehbar war), die der Betreiber nicht veranlasst und auf die er auch keinen Einfluss hat, in nicht unbedeutendem Maße gestört werden. Ebenso kann nach Vertragsschluss eine im Vertrag und/oder diesen Bedingungen entstandene Lücke nicht unerhebliche Schwierigkeiten bei der Durchführung des Vertrages entstehen lassen (etwa, wenn die Rechtsprechung eine Klausel für unwirksam erklärt), die nur durch eine Anpassung oder Ergänzung zu beseitigen sind. In solchen Fällen ist der Betreiber verpflichtet, den Vertrag und diese Bedingungen unverzüglich insoweit </w:t>
+      </w:r>
+      <w:r>
+        <w:rPr>
+          <w:rFonts w:cstheme="majorHAnsi"/>
+          <w:szCs w:val="20"/>
+        </w:rPr>
+        <w:t xml:space="preserve">anzupassen und/oder zu ergänzen, als es die Wiederherstellung des Äquivalenzverhältnisses von Leistung und Gegenleistung und/oder der Ausgleich entstandener Vertragslücken zur zumutbaren Fort- und Durchführung des Vertragsverhältnisses erforderlich macht (z. B. mangels gesetzlicher Überleitungsbestimmungen). Anpassungen des Vertrages und dieser Bedingungen nach dieser Ziffer sind nur zum Monatsersten möglich. Die Anpassung wird nur wirksam, wenn der Betreiber dem Kunden die Anpassung spätestens sechs Wochen vor dem geplanten Wirksamwerden in Textform mitteilt. In diesem Fall hat der Kunde das Recht, den Vertrag ohne Einhaltung einer Kündigungsfrist zum Zeitpunkt des Wirksamwerdens der Vertragsanpassung zu kündigen. Hierauf wird der Kunde vom Betreiber in der Mitteilung gesondert hingewiesen. </w:t>
       </w:r>
       <w:r>
         <w:t xml:space="preserve">Dieses Kündigungsrecht gilt als außerordentliches Kündigungsrecht im Sinne des § 15 dieses Vertrages und ist in Textform gegenüber dem Betreiber geltend zu machen. Die Kündigung muss spätestens </w:t>
@@ -5957,14 +5943,14 @@
           <w:rFonts w:cstheme="majorHAnsi"/>
           <w:szCs w:val="20"/>
         </w:rPr>
-        <w:t>beigefügt. Die Vertragspartner sind nicht verpflichtet, das vom anderen Vertragspartner zur Verfügung gestellte Informationsblatt vor der Aushändigung an die betroffenen Personen zu prüfen. Sie sind weiterhin nicht berechtigt, das vom anderen Vertragspartner zur Verfügung gestellte Informationsblatt ohne vor</w:t>
-      </w:r>
-      <w:r>
-        <w:rPr>
-          <w:rFonts w:cstheme="majorHAnsi"/>
-          <w:szCs w:val="20"/>
-        </w:rPr>
-        <w:t xml:space="preserve">herige Zustimmung zu ändern. Es obliegt ausschließlich dem zur Information verpflichteten Vertragspartner, dem anderen Vertragspartner ein den jeweils geltenden rechtlichen Anforderungen entsprechendes Informationsblatt zur Verfügung zu stellen und dieses bei Bedarf auch während der Vertragslaufzeit zu aktualisieren. </w:t>
+        <w:t xml:space="preserve">beigefügt. Die Vertragspartner sind nicht verpflichtet, das vom anderen Vertragspartner zur Verfügung gestellte Informationsblatt vor der Aushändigung an die betroffenen Personen zu prüfen. Sie sind weiterhin nicht berechtigt, das vom anderen Vertragspartner zur Verfügung gestellte Informationsblatt ohne </w:t>
+      </w:r>
+      <w:r>
+        <w:rPr>
+          <w:rFonts w:cstheme="majorHAnsi"/>
+          <w:szCs w:val="20"/>
+        </w:rPr>
+        <w:t xml:space="preserve">vorherige Zustimmung zu ändern. Es obliegt ausschließlich dem zur Information verpflichteten Vertragspartner, dem anderen Vertragspartner ein den jeweils geltenden rechtlichen Anforderungen entsprechendes Informationsblatt zur Verfügung zu stellen und dieses bei Bedarf auch während der Vertragslaufzeit zu aktualisieren. </w:t>
       </w:r>
     </w:p>
     <w:p>
@@ -10696,23 +10682,7 @@
           <w:rFonts w:cstheme="majorHAnsi"/>
           <w:szCs w:val="20"/>
         </w:rPr>
-        <w:t xml:space="preserve">Zum Abschluss und zur Erfüllung des Vertrages findet keine automatisierte Entscheidungsfindung einschließlich </w:t>
-      </w:r>
-      <w:proofErr w:type="spellStart"/>
-      <w:r>
-        <w:rPr>
-          <w:rFonts w:cstheme="majorHAnsi"/>
-          <w:szCs w:val="20"/>
-        </w:rPr>
-        <w:t>Profiling</w:t>
-      </w:r>
-      <w:proofErr w:type="spellEnd"/>
-      <w:r>
-        <w:rPr>
-          <w:rFonts w:cstheme="majorHAnsi"/>
-          <w:szCs w:val="20"/>
-        </w:rPr>
-        <w:t xml:space="preserve"> im Sinne des Art. 22 DS-GVO statt.</w:t>
+        <w:t>Zum Abschluss und zur Erfüllung des Vertrages findet keine automatisierte Entscheidungsfindung einschließlich Profiling im Sinne des Art. 22 DS-GVO statt.</w:t>
       </w:r>
     </w:p>
     <w:p>
@@ -11302,8 +11272,13 @@
             <w:pStyle w:val="Fuzeile"/>
             <w:spacing w:line="240" w:lineRule="auto"/>
           </w:pPr>
+          <w:proofErr w:type="spellStart"/>
           <w:r>
-            <w:t xml:space="preserve">Ust – </w:t>
+            <w:t>Ust</w:t>
+          </w:r>
+          <w:proofErr w:type="spellEnd"/>
+          <w:r>
+            <w:t xml:space="preserve"> – </w:t>
           </w:r>
           <w:proofErr w:type="spellStart"/>
           <w:r>
@@ -11647,8 +11622,13 @@
             <w:pStyle w:val="Fuzeile"/>
             <w:spacing w:line="240" w:lineRule="auto"/>
           </w:pPr>
+          <w:proofErr w:type="spellStart"/>
           <w:r>
-            <w:t xml:space="preserve">Ust – </w:t>
+            <w:t>Ust</w:t>
+          </w:r>
+          <w:proofErr w:type="spellEnd"/>
+          <w:r>
+            <w:t xml:space="preserve"> – </w:t>
           </w:r>
           <w:proofErr w:type="spellStart"/>
           <w:r>
@@ -15291,12 +15271,14 @@
     <w:rsid w:val="00606B2D"/>
     <w:rsid w:val="006416D5"/>
     <w:rsid w:val="006478EA"/>
+    <w:rsid w:val="00803F50"/>
     <w:rsid w:val="00984086"/>
     <w:rsid w:val="00AC5AB9"/>
     <w:rsid w:val="00AE645E"/>
     <w:rsid w:val="00BB6FEA"/>
     <w:rsid w:val="00C21191"/>
     <w:rsid w:val="00C74C62"/>
+    <w:rsid w:val="00CE748B"/>
     <w:rsid w:val="00D61157"/>
     <w:rsid w:val="00DB6941"/>
     <w:rsid w:val="00EA0E83"/>
@@ -16058,21 +16040,6 @@
 </file>
 
 <file path=customXml/item3.xml><?xml version="1.0" encoding="utf-8"?>
-<p:properties xmlns:p="http://schemas.microsoft.com/office/2006/metadata/properties" xmlns:xsi="http://www.w3.org/2001/XMLSchema-instance" xmlns:pc="http://schemas.microsoft.com/office/infopath/2007/PartnerControls">
-  <documentManagement>
-    <lcf76f155ced4ddcb4097134ff3c332f xmlns="8a383c2e-bd54-4902-a119-5b87932b8e96">
-      <Terms xmlns="http://schemas.microsoft.com/office/infopath/2007/PartnerControls"/>
-    </lcf76f155ced4ddcb4097134ff3c332f>
-    <TaxCatchAll xmlns="bb47c008-c9da-4c4d-aa48-f28061b9cf67" xsi:nil="true"/>
-  </documentManagement>
-</p:properties>
-</file>
-
-<file path=customXml/item4.xml><?xml version="1.0" encoding="utf-8"?>
-<b:Sources xmlns:b="http://schemas.openxmlformats.org/officeDocument/2006/bibliography" xmlns="http://schemas.openxmlformats.org/officeDocument/2006/bibliography" SelectedStyle="\APASixthEditionOfficeOnline.xsl" StyleName="APA" Version="6"/>
-</file>
-
-<file path=customXml/item5.xml><?xml version="1.0" encoding="utf-8"?>
 <ct:contentTypeSchema xmlns:ct="http://schemas.microsoft.com/office/2006/metadata/contentType" xmlns:ma="http://schemas.microsoft.com/office/2006/metadata/properties/metaAttributes" ct:_="" ma:_="" ma:contentTypeName="Dokument" ma:contentTypeID="0x010100F51D2DA3021EF44F8FAF5E03764C10C1" ma:contentTypeVersion="18" ma:contentTypeDescription="Ein neues Dokument erstellen." ma:contentTypeScope="" ma:versionID="65ae19aaf4903a9cc4771ccf44afa25a">
   <xsd:schema xmlns:xsd="http://www.w3.org/2001/XMLSchema" xmlns:xs="http://www.w3.org/2001/XMLSchema" xmlns:p="http://schemas.microsoft.com/office/2006/metadata/properties" xmlns:ns2="8a383c2e-bd54-4902-a119-5b87932b8e96" xmlns:ns3="bb47c008-c9da-4c4d-aa48-f28061b9cf67" targetNamespace="http://schemas.microsoft.com/office/2006/metadata/properties" ma:root="true" ma:fieldsID="9ce011545154ca8ef0c23d278cf8cc60" ns2:_="" ns3:_="">
     <xsd:import namespace="8a383c2e-bd54-4902-a119-5b87932b8e96"/>
@@ -16327,6 +16294,21 @@
 </ct:contentTypeSchema>
 </file>
 
+<file path=customXml/item4.xml><?xml version="1.0" encoding="utf-8"?>
+<b:Sources xmlns:b="http://schemas.openxmlformats.org/officeDocument/2006/bibliography" xmlns="http://schemas.openxmlformats.org/officeDocument/2006/bibliography" SelectedStyle="\APASixthEditionOfficeOnline.xsl" StyleName="APA" Version="6"/>
+</file>
+
+<file path=customXml/item5.xml><?xml version="1.0" encoding="utf-8"?>
+<p:properties xmlns:p="http://schemas.microsoft.com/office/2006/metadata/properties" xmlns:xsi="http://www.w3.org/2001/XMLSchema-instance" xmlns:pc="http://schemas.microsoft.com/office/infopath/2007/PartnerControls">
+  <documentManagement>
+    <lcf76f155ced4ddcb4097134ff3c332f xmlns="8a383c2e-bd54-4902-a119-5b87932b8e96">
+      <Terms xmlns="http://schemas.microsoft.com/office/infopath/2007/PartnerControls"/>
+    </lcf76f155ced4ddcb4097134ff3c332f>
+    <TaxCatchAll xmlns="bb47c008-c9da-4c4d-aa48-f28061b9cf67" xsi:nil="true"/>
+  </documentManagement>
+</p:properties>
+</file>
+
 <file path=customXml/itemProps1.xml><?xml version="1.0" encoding="utf-8"?>
 <ds:datastoreItem xmlns:ds="http://schemas.openxmlformats.org/officeDocument/2006/customXml" ds:itemID="{55AF091B-3C7A-41E3-B477-F2FDAA23CFDA}">
   <ds:schemaRefs>
@@ -16344,25 +16326,6 @@
 </file>
 
 <file path=customXml/itemProps3.xml><?xml version="1.0" encoding="utf-8"?>
-<ds:datastoreItem xmlns:ds="http://schemas.openxmlformats.org/officeDocument/2006/customXml" ds:itemID="{F5FA969F-C385-4949-9104-DB878B82F70E}">
-  <ds:schemaRefs>
-    <ds:schemaRef ds:uri="http://schemas.microsoft.com/office/2006/metadata/properties"/>
-    <ds:schemaRef ds:uri="http://schemas.microsoft.com/office/infopath/2007/PartnerControls"/>
-    <ds:schemaRef ds:uri="8a383c2e-bd54-4902-a119-5b87932b8e96"/>
-    <ds:schemaRef ds:uri="bb47c008-c9da-4c4d-aa48-f28061b9cf67"/>
-  </ds:schemaRefs>
-</ds:datastoreItem>
-</file>
-
-<file path=customXml/itemProps4.xml><?xml version="1.0" encoding="utf-8"?>
-<ds:datastoreItem xmlns:ds="http://schemas.openxmlformats.org/officeDocument/2006/customXml" ds:itemID="{0E70647D-1F0C-48C2-B100-F272D9CEE62E}">
-  <ds:schemaRefs>
-    <ds:schemaRef ds:uri="http://schemas.openxmlformats.org/officeDocument/2006/bibliography"/>
-  </ds:schemaRefs>
-</ds:datastoreItem>
-</file>
-
-<file path=customXml/itemProps5.xml><?xml version="1.0" encoding="utf-8"?>
 <ds:datastoreItem xmlns:ds="http://schemas.openxmlformats.org/officeDocument/2006/customXml" ds:itemID="{453320A8-0F85-40D4-9094-82E1A8576E63}">
   <ds:schemaRefs>
     <ds:schemaRef ds:uri="http://schemas.microsoft.com/office/2006/metadata/contentType"/>
@@ -16379,4 +16342,23 @@
     <ds:schemaRef ds:uri="http://schemas.microsoft.com/internal/obd"/>
   </ds:schemaRefs>
 </ds:datastoreItem>
+</file>
+
+<file path=customXml/itemProps4.xml><?xml version="1.0" encoding="utf-8"?>
+<ds:datastoreItem xmlns:ds="http://schemas.openxmlformats.org/officeDocument/2006/customXml" ds:itemID="{0E70647D-1F0C-48C2-B100-F272D9CEE62E}">
+  <ds:schemaRefs>
+    <ds:schemaRef ds:uri="http://schemas.openxmlformats.org/officeDocument/2006/bibliography"/>
+  </ds:schemaRefs>
+</ds:datastoreItem>
+</file>
+
+<file path=customXml/itemProps5.xml><?xml version="1.0" encoding="utf-8"?>
+<ds:datastoreItem xmlns:ds="http://schemas.openxmlformats.org/officeDocument/2006/customXml" ds:itemID="{F5FA969F-C385-4949-9104-DB878B82F70E}">
+  <ds:schemaRefs>
+    <ds:schemaRef ds:uri="http://schemas.microsoft.com/office/2006/metadata/properties"/>
+    <ds:schemaRef ds:uri="http://schemas.microsoft.com/office/infopath/2007/PartnerControls"/>
+    <ds:schemaRef ds:uri="8a383c2e-bd54-4902-a119-5b87932b8e96"/>
+    <ds:schemaRef ds:uri="bb47c008-c9da-4c4d-aa48-f28061b9cf67"/>
+  </ds:schemaRefs>
+</ds:datastoreItem>
 </file>